--- a/templates/Speculator_Threat_Notice.docx
+++ b/templates/Speculator_Threat_Notice.docx
@@ -245,7 +245,7 @@
               <w:rPr>
                 <w:b/>
               </w:rPr>
-              <w:t>Credibility</w:t>
+              <w:t>Grade (4 x 4)</w:t>
             </w:r>
           </w:p>
         </w:tc>
